--- a/files/03_Rivanta_BTRCMeeting_Transcript.docx
+++ b/files/03_Rivanta_BTRCMeeting_Transcript.docx
@@ -49,7 +49,7 @@
           <w:i w:val="0"/>
           <w:sz w:val="21"/>
         </w:rPr>
-        <w:t>Venue: Boardroom, Level 38, Menara Bangkok Bank, Kuala Lumpur (with hybrid Teams attendance)</w:t>
+        <w:t>Venue: Boardroom, Level 38, Menara Rivanta, Kuala Lumpur (with hybrid Teams attendance)</w:t>
       </w:r>
     </w:p>
     <w:p>
@@ -612,7 +612,7 @@
           <w:i w:val="0"/>
           <w:sz w:val="21"/>
         </w:rPr>
-        <w:t>Ms Aisha Tan (Group CTO): Thank you, Chair. Group technology spend for the first quarter is RM 23.6 million against a quarterly budget of RM 21.4 million, a 10.3% adverse variance. Five cost centres are above the 10% corrective-action threshold: Core Insurance Platform, Data &amp; Analytics, Cybersecurity Operations, RMiT Compliance, and Innovation &amp; AI Lab. The two largest absolute variances are Core Insurance Platform, driven by integration scope creep with Skylane, and Cybersecurity, driven by the elevated retainer following the November phishing incident.</w:t>
+        <w:t>Ms Aisha Tan (Group CTO): Thank you, Chair. Group technology spend for the first quarter is RM 23.1 million against a quarterly budget of RM 22.4 million, a 3.1% adverse variance for the quarter. The number is uncomfortable for two reasons. First, five cost centres are running adverse to budget. Tech Risk &amp; RMiT Compliance has already breached the 10% corrective-action trigger at 12% Q1 variance and is Red. Core Platform, Data &amp; Analytics, Cloud &amp; Infrastructure and Innovation &amp; AI Lab are Amber (5 to 9 percent over). Second, the run rate in those five centres is still climbing. Cybersecurity Operations is Green at quarter end but the incident response retainer was renegotiated upward in March and Q2 actuals will move it Amber. The two largest absolute variances at quarter end are Core Insurance Platform, driven by integration scope creep with Skylane, and Data &amp; Analytics, driven by cloud egress and licence overruns on the lakehouse build.</w:t>
       </w:r>
     </w:p>
     <w:p>
@@ -622,7 +622,7 @@
           <w:i w:val="0"/>
           <w:sz w:val="21"/>
         </w:rPr>
-        <w:t>Ms Sarah Khoo (CFO): Aisha, what is the full-year forecast exposure if those five centres continue at the current run rate?</w:t>
+        <w:t>Ms Sarah Khoo (CFO): Aisha, what is the full-year forecast exposure if those five centres continue at the current run rate, with Cyber moving Amber in Q2?</w:t>
       </w:r>
     </w:p>
     <w:p>
@@ -632,7 +632,7 @@
           <w:i w:val="0"/>
           <w:sz w:val="21"/>
         </w:rPr>
-        <w:t>Ms Aisha Tan: Worst-case, RM 8.7 million above budget, with Core Platform contributing roughly RM 3.8 million of that.</w:t>
+        <w:t>Ms Aisha Tan: Worst-case full-year, RM 8.7 million above budget, with Core Platform programme contributing roughly RM 3.8 million of that. The Q1 number is small but the trajectory is the issue.</w:t>
       </w:r>
     </w:p>
     <w:p>
@@ -652,7 +652,7 @@
           <w:i w:val="0"/>
           <w:sz w:val="21"/>
         </w:rPr>
-        <w:t>Resolution BTRC-2026-Q1-02: The Committee directed the Group CTO to submit a corrective action plan for all five Red-flagged cost centres by 30 April 2026, including a re-baselined full-year forecast.</w:t>
+        <w:t>Resolution BTRC-2026-Q1-02: The Committee directed the Group CTO to submit a corrective action plan for all five adverse cost centres (one Red and four Amber) by 30 April 2026, including a re-baselined full-year forecast.</w:t>
       </w:r>
     </w:p>
     <w:p>
